--- a/user_guides/individual_programs/spectral_viewer/Spectral_Viewer_User_Guide.docx
+++ b/user_guides/individual_programs/spectral_viewer/Spectral_Viewer_User_Guide.docx
@@ -19,7 +19,7 @@
         <w:rPr>
           <w:sz w:val="18"/>
         </w:rPr>
-        <w:t>Version 1.2.0 — October 2026</w:t>
+        <w:t>Version 1.3.0 — October 2026</w:t>
       </w:r>
     </w:p>
     <w:p>

--- a/user_guides/individual_programs/spectral_viewer/Spectral_Viewer_User_Guide.docx
+++ b/user_guides/individual_programs/spectral_viewer/Spectral_Viewer_User_Guide.docx
@@ -19,7 +19,7 @@
         <w:rPr>
           <w:sz w:val="18"/>
         </w:rPr>
-        <w:t>Version 1.3.0 — October 2026</w:t>
+        <w:t>Version 1.4.0 — October 2026</w:t>
       </w:r>
     </w:p>
     <w:p>

--- a/user_guides/individual_programs/spectral_viewer/Spectral_Viewer_User_Guide.docx
+++ b/user_guides/individual_programs/spectral_viewer/Spectral_Viewer_User_Guide.docx
@@ -19,7 +19,7 @@
         <w:rPr>
           <w:sz w:val="18"/>
         </w:rPr>
-        <w:t>Version 1.4.0 — October 2026</w:t>
+        <w:t>Version 1.4.1 — October 2026</w:t>
       </w:r>
     </w:p>
     <w:p>

--- a/user_guides/individual_programs/spectral_viewer/Spectral_Viewer_User_Guide.docx
+++ b/user_guides/individual_programs/spectral_viewer/Spectral_Viewer_User_Guide.docx
@@ -19,7 +19,7 @@
         <w:rPr>
           <w:sz w:val="18"/>
         </w:rPr>
-        <w:t>Version 1.4.1 — October 2026</w:t>
+        <w:t>Version 2.0.0 — October 2026</w:t>
       </w:r>
     </w:p>
     <w:p>

--- a/user_guides/individual_programs/spectral_viewer/Spectral_Viewer_User_Guide.docx
+++ b/user_guides/individual_programs/spectral_viewer/Spectral_Viewer_User_Guide.docx
@@ -19,7 +19,7 @@
         <w:rPr>
           <w:sz w:val="18"/>
         </w:rPr>
-        <w:t>Version 2.0.0 — October 2026</w:t>
+        <w:t>Version 2.1.0 — October 2026</w:t>
       </w:r>
     </w:p>
     <w:p>

--- a/user_guides/individual_programs/spectral_viewer/Spectral_Viewer_User_Guide.docx
+++ b/user_guides/individual_programs/spectral_viewer/Spectral_Viewer_User_Guide.docx
@@ -16,21 +16,11 @@
         <w:jc w:val="center"/>
       </w:pPr>
       <w:r>
-        <w:rPr>
-          <w:sz w:val="18"/>
-        </w:rPr>
         <w:t>Version 2.1.0 — October 2026</w:t>
       </w:r>
     </w:p>
     <w:p>
-      <w:pPr>
-        <w:jc w:val="center"/>
-      </w:pPr>
       <w:r>
-        <w:rPr>
-          <w:color w:val="6B7280"/>
-          <w:sz w:val="18"/>
-        </w:rPr>
         <w:t>Based on the current Spectral Viewer implementation (FFT 2048, hop 512, magma)</w:t>
       </w:r>
     </w:p>
@@ -195,14 +185,12 @@
         <w:tc>
           <w:tcPr>
             <w:tcW w:type="dxa" w:w="2880"/>
-            <w:shd w:val="clear" w:fill="EDE9FE"/>
+            <w:shd w:val="clear" w:color="auto" w:fill="D9E2F3"/>
           </w:tcPr>
           <w:p>
-            <w:r/>
             <w:r>
               <w:rPr>
                 <w:b/>
-                <w:sz w:val="18"/>
               </w:rPr>
               <w:t>Setting</w:t>
             </w:r>
@@ -211,14 +199,12 @@
         <w:tc>
           <w:tcPr>
             <w:tcW w:type="dxa" w:w="2880"/>
-            <w:shd w:val="clear" w:fill="EDE9FE"/>
+            <w:shd w:val="clear" w:color="auto" w:fill="D9E2F3"/>
           </w:tcPr>
           <w:p>
-            <w:r/>
             <w:r>
               <w:rPr>
                 <w:b/>
-                <w:sz w:val="18"/>
               </w:rPr>
               <w:t>Default</w:t>
             </w:r>
@@ -227,14 +213,12 @@
         <w:tc>
           <w:tcPr>
             <w:tcW w:type="dxa" w:w="2880"/>
-            <w:shd w:val="clear" w:fill="EDE9FE"/>
+            <w:shd w:val="clear" w:color="auto" w:fill="D9E2F3"/>
           </w:tcPr>
           <w:p>
-            <w:r/>
             <w:r>
               <w:rPr>
                 <w:b/>
-                <w:sz w:val="18"/>
               </w:rPr>
               <w:t>What it does</w:t>
             </w:r>
@@ -247,11 +231,7 @@
             <w:tcW w:type="dxa" w:w="2880"/>
           </w:tcPr>
           <w:p>
-            <w:r/>
             <w:r>
-              <w:rPr>
-                <w:sz w:val="18"/>
-              </w:rPr>
               <w:t>Time window (start/end)</w:t>
             </w:r>
           </w:p>
@@ -261,11 +241,7 @@
             <w:tcW w:type="dxa" w:w="2880"/>
           </w:tcPr>
           <w:p>
-            <w:r/>
             <w:r>
-              <w:rPr>
-                <w:sz w:val="18"/>
-              </w:rPr>
               <w:t>0 / 0</w:t>
             </w:r>
           </w:p>
@@ -275,11 +251,7 @@
             <w:tcW w:type="dxa" w:w="2880"/>
           </w:tcPr>
           <w:p>
-            <w:r/>
             <w:r>
-              <w:rPr>
-                <w:sz w:val="18"/>
-              </w:rPr>
               <w:t>Seconds. 0 for end means the whole file, capped at 600 s.</w:t>
             </w:r>
           </w:p>
@@ -291,11 +263,7 @@
             <w:tcW w:type="dxa" w:w="2880"/>
           </w:tcPr>
           <w:p>
-            <w:r/>
             <w:r>
-              <w:rPr>
-                <w:sz w:val="18"/>
-              </w:rPr>
               <w:t>Max frequency</w:t>
             </w:r>
           </w:p>
@@ -305,11 +273,7 @@
             <w:tcW w:type="dxa" w:w="2880"/>
           </w:tcPr>
           <w:p>
-            <w:r/>
             <w:r>
-              <w:rPr>
-                <w:sz w:val="18"/>
-              </w:rPr>
               <w:t>0</w:t>
             </w:r>
           </w:p>
@@ -319,11 +283,7 @@
             <w:tcW w:type="dxa" w:w="2880"/>
           </w:tcPr>
           <w:p>
-            <w:r/>
             <w:r>
-              <w:rPr>
-                <w:sz w:val="18"/>
-              </w:rPr>
               <w:t>Highest displayed frequency in Hz; 0 keeps the full Nyquist range.</w:t>
             </w:r>
           </w:p>
@@ -335,11 +295,7 @@
             <w:tcW w:type="dxa" w:w="2880"/>
           </w:tcPr>
           <w:p>
-            <w:r/>
             <w:r>
-              <w:rPr>
-                <w:sz w:val="18"/>
-              </w:rPr>
               <w:t>Colour range</w:t>
             </w:r>
           </w:p>
@@ -349,11 +305,7 @@
             <w:tcW w:type="dxa" w:w="2880"/>
           </w:tcPr>
           <w:p>
-            <w:r/>
             <w:r>
-              <w:rPr>
-                <w:sz w:val="18"/>
-              </w:rPr>
               <w:t>80</w:t>
             </w:r>
           </w:p>
@@ -363,11 +315,7 @@
             <w:tcW w:type="dxa" w:w="2880"/>
           </w:tcPr>
           <w:p>
-            <w:r/>
             <w:r>
-              <w:rPr>
-                <w:sz w:val="18"/>
-              </w:rPr>
               <w:t>Floor in dB below the peak.</w:t>
             </w:r>
           </w:p>
@@ -379,11 +327,7 @@
             <w:tcW w:type="dxa" w:w="2880"/>
           </w:tcPr>
           <w:p>
-            <w:r/>
             <w:r>
-              <w:rPr>
-                <w:sz w:val="18"/>
-              </w:rPr>
               <w:t>FFT size</w:t>
             </w:r>
           </w:p>
@@ -393,11 +337,7 @@
             <w:tcW w:type="dxa" w:w="2880"/>
           </w:tcPr>
           <w:p>
-            <w:r/>
             <w:r>
-              <w:rPr>
-                <w:sz w:val="18"/>
-              </w:rPr>
               <w:t>2048</w:t>
             </w:r>
           </w:p>
@@ -407,11 +347,7 @@
             <w:tcW w:type="dxa" w:w="2880"/>
           </w:tcPr>
           <w:p>
-            <w:r/>
             <w:r>
-              <w:rPr>
-                <w:sz w:val="18"/>
-              </w:rPr>
               <w:t>Samples per FFT window: larger resolves pitch better, smaller resolves time better. 256-16384.</w:t>
             </w:r>
           </w:p>
@@ -423,11 +359,7 @@
             <w:tcW w:type="dxa" w:w="2880"/>
           </w:tcPr>
           <w:p>
-            <w:r/>
             <w:r>
-              <w:rPr>
-                <w:sz w:val="18"/>
-              </w:rPr>
               <w:t>Colour map</w:t>
             </w:r>
           </w:p>
@@ -437,11 +369,7 @@
             <w:tcW w:type="dxa" w:w="2880"/>
           </w:tcPr>
           <w:p>
-            <w:r/>
             <w:r>
-              <w:rPr>
-                <w:sz w:val="18"/>
-              </w:rPr>
               <w:t>magma</w:t>
             </w:r>
           </w:p>
@@ -451,17 +379,14 @@
             <w:tcW w:type="dxa" w:w="2880"/>
           </w:tcPr>
           <w:p>
-            <w:r/>
             <w:r>
-              <w:rPr>
-                <w:sz w:val="18"/>
-              </w:rPr>
               <w:t>magma, inferno, viridis, plasma or gray.</w:t>
             </w:r>
           </w:p>
         </w:tc>
       </w:tr>
     </w:tbl>
+    <w:p/>
     <w:p>
       <w:pPr>
         <w:pStyle w:val="Heading1"/>
@@ -553,14 +478,12 @@
         <w:tc>
           <w:tcPr>
             <w:tcW w:type="dxa" w:w="2880"/>
-            <w:shd w:val="clear" w:fill="EDE9FE"/>
+            <w:shd w:val="clear" w:color="auto" w:fill="D9E2F3"/>
           </w:tcPr>
           <w:p>
-            <w:r/>
             <w:r>
               <w:rPr>
                 <w:b/>
-                <w:sz w:val="18"/>
               </w:rPr>
               <w:t>Flag</w:t>
             </w:r>
@@ -569,14 +492,12 @@
         <w:tc>
           <w:tcPr>
             <w:tcW w:type="dxa" w:w="2880"/>
-            <w:shd w:val="clear" w:fill="EDE9FE"/>
+            <w:shd w:val="clear" w:color="auto" w:fill="D9E2F3"/>
           </w:tcPr>
           <w:p>
-            <w:r/>
             <w:r>
               <w:rPr>
                 <w:b/>
-                <w:sz w:val="18"/>
               </w:rPr>
               <w:t>Default</w:t>
             </w:r>
@@ -585,14 +506,12 @@
         <w:tc>
           <w:tcPr>
             <w:tcW w:type="dxa" w:w="2880"/>
-            <w:shd w:val="clear" w:fill="EDE9FE"/>
+            <w:shd w:val="clear" w:color="auto" w:fill="D9E2F3"/>
           </w:tcPr>
           <w:p>
-            <w:r/>
             <w:r>
               <w:rPr>
                 <w:b/>
-                <w:sz w:val="18"/>
               </w:rPr>
               <w:t>Meaning</w:t>
             </w:r>
@@ -605,11 +524,7 @@
             <w:tcW w:type="dxa" w:w="2880"/>
           </w:tcPr>
           <w:p>
-            <w:r/>
             <w:r>
-              <w:rPr>
-                <w:sz w:val="18"/>
-              </w:rPr>
               <w:t>--output-dir DIR</w:t>
             </w:r>
           </w:p>
@@ -619,11 +534,7 @@
             <w:tcW w:type="dxa" w:w="2880"/>
           </w:tcPr>
           <w:p>
-            <w:r/>
             <w:r>
-              <w:rPr>
-                <w:sz w:val="18"/>
-              </w:rPr>
               <w:t>beside source</w:t>
             </w:r>
           </w:p>
@@ -633,11 +544,7 @@
             <w:tcW w:type="dxa" w:w="2880"/>
           </w:tcPr>
           <w:p>
-            <w:r/>
             <w:r>
-              <w:rPr>
-                <w:sz w:val="18"/>
-              </w:rPr>
               <w:t>Where the PNGs go.</w:t>
             </w:r>
           </w:p>
@@ -649,11 +556,7 @@
             <w:tcW w:type="dxa" w:w="2880"/>
           </w:tcPr>
           <w:p>
-            <w:r/>
             <w:r>
-              <w:rPr>
-                <w:sz w:val="18"/>
-              </w:rPr>
               <w:t>--n-fft N</w:t>
             </w:r>
           </w:p>
@@ -663,11 +566,7 @@
             <w:tcW w:type="dxa" w:w="2880"/>
           </w:tcPr>
           <w:p>
-            <w:r/>
             <w:r>
-              <w:rPr>
-                <w:sz w:val="18"/>
-              </w:rPr>
               <w:t>2048</w:t>
             </w:r>
           </w:p>
@@ -677,11 +576,7 @@
             <w:tcW w:type="dxa" w:w="2880"/>
           </w:tcPr>
           <w:p>
-            <w:r/>
             <w:r>
-              <w:rPr>
-                <w:sz w:val="18"/>
-              </w:rPr>
               <w:t>FFT window size in samples.</w:t>
             </w:r>
           </w:p>
@@ -693,11 +588,7 @@
             <w:tcW w:type="dxa" w:w="2880"/>
           </w:tcPr>
           <w:p>
-            <w:r/>
             <w:r>
-              <w:rPr>
-                <w:sz w:val="18"/>
-              </w:rPr>
               <w:t>--hop-length N</w:t>
             </w:r>
           </w:p>
@@ -707,11 +598,7 @@
             <w:tcW w:type="dxa" w:w="2880"/>
           </w:tcPr>
           <w:p>
-            <w:r/>
             <w:r>
-              <w:rPr>
-                <w:sz w:val="18"/>
-              </w:rPr>
               <w:t>512</w:t>
             </w:r>
           </w:p>
@@ -721,11 +608,7 @@
             <w:tcW w:type="dxa" w:w="2880"/>
           </w:tcPr>
           <w:p>
-            <w:r/>
             <w:r>
-              <w:rPr>
-                <w:sz w:val="18"/>
-              </w:rPr>
               <w:t>Samples between frames.</w:t>
             </w:r>
           </w:p>
@@ -737,11 +620,7 @@
             <w:tcW w:type="dxa" w:w="2880"/>
           </w:tcPr>
           <w:p>
-            <w:r/>
             <w:r>
-              <w:rPr>
-                <w:sz w:val="18"/>
-              </w:rPr>
               <w:t>--start S</w:t>
             </w:r>
           </w:p>
@@ -751,11 +630,7 @@
             <w:tcW w:type="dxa" w:w="2880"/>
           </w:tcPr>
           <w:p>
-            <w:r/>
             <w:r>
-              <w:rPr>
-                <w:sz w:val="18"/>
-              </w:rPr>
               <w:t>0</w:t>
             </w:r>
           </w:p>
@@ -765,11 +640,7 @@
             <w:tcW w:type="dxa" w:w="2880"/>
           </w:tcPr>
           <w:p>
-            <w:r/>
             <w:r>
-              <w:rPr>
-                <w:sz w:val="18"/>
-              </w:rPr>
               <w:t>Window start in seconds.</w:t>
             </w:r>
           </w:p>
@@ -781,11 +652,7 @@
             <w:tcW w:type="dxa" w:w="2880"/>
           </w:tcPr>
           <w:p>
-            <w:r/>
             <w:r>
-              <w:rPr>
-                <w:sz w:val="18"/>
-              </w:rPr>
               <w:t>--end S</w:t>
             </w:r>
           </w:p>
@@ -795,11 +662,7 @@
             <w:tcW w:type="dxa" w:w="2880"/>
           </w:tcPr>
           <w:p>
-            <w:r/>
             <w:r>
-              <w:rPr>
-                <w:sz w:val="18"/>
-              </w:rPr>
               <w:t>0</w:t>
             </w:r>
           </w:p>
@@ -809,11 +672,7 @@
             <w:tcW w:type="dxa" w:w="2880"/>
           </w:tcPr>
           <w:p>
-            <w:r/>
             <w:r>
-              <w:rPr>
-                <w:sz w:val="18"/>
-              </w:rPr>
               <w:t>Window end in seconds; 0 = to the end.</w:t>
             </w:r>
           </w:p>
@@ -825,11 +684,7 @@
             <w:tcW w:type="dxa" w:w="2880"/>
           </w:tcPr>
           <w:p>
-            <w:r/>
             <w:r>
-              <w:rPr>
-                <w:sz w:val="18"/>
-              </w:rPr>
               <w:t>--max-freq HZ</w:t>
             </w:r>
           </w:p>
@@ -839,11 +694,7 @@
             <w:tcW w:type="dxa" w:w="2880"/>
           </w:tcPr>
           <w:p>
-            <w:r/>
             <w:r>
-              <w:rPr>
-                <w:sz w:val="18"/>
-              </w:rPr>
               <w:t>0</w:t>
             </w:r>
           </w:p>
@@ -853,11 +704,7 @@
             <w:tcW w:type="dxa" w:w="2880"/>
           </w:tcPr>
           <w:p>
-            <w:r/>
             <w:r>
-              <w:rPr>
-                <w:sz w:val="18"/>
-              </w:rPr>
               <w:t>Highest displayed frequency; 0 = Nyquist.</w:t>
             </w:r>
           </w:p>
@@ -869,11 +716,7 @@
             <w:tcW w:type="dxa" w:w="2880"/>
           </w:tcPr>
           <w:p>
-            <w:r/>
             <w:r>
-              <w:rPr>
-                <w:sz w:val="18"/>
-              </w:rPr>
               <w:t>--db-range DB</w:t>
             </w:r>
           </w:p>
@@ -883,11 +726,7 @@
             <w:tcW w:type="dxa" w:w="2880"/>
           </w:tcPr>
           <w:p>
-            <w:r/>
             <w:r>
-              <w:rPr>
-                <w:sz w:val="18"/>
-              </w:rPr>
               <w:t>80</w:t>
             </w:r>
           </w:p>
@@ -897,11 +736,7 @@
             <w:tcW w:type="dxa" w:w="2880"/>
           </w:tcPr>
           <w:p>
-            <w:r/>
             <w:r>
-              <w:rPr>
-                <w:sz w:val="18"/>
-              </w:rPr>
               <w:t>Colour floor below peak.</w:t>
             </w:r>
           </w:p>
@@ -913,11 +748,7 @@
             <w:tcW w:type="dxa" w:w="2880"/>
           </w:tcPr>
           <w:p>
-            <w:r/>
             <w:r>
-              <w:rPr>
-                <w:sz w:val="18"/>
-              </w:rPr>
               <w:t>--cmap NAME</w:t>
             </w:r>
           </w:p>
@@ -927,11 +758,7 @@
             <w:tcW w:type="dxa" w:w="2880"/>
           </w:tcPr>
           <w:p>
-            <w:r/>
             <w:r>
-              <w:rPr>
-                <w:sz w:val="18"/>
-              </w:rPr>
               <w:t>magma</w:t>
             </w:r>
           </w:p>
@@ -941,11 +768,7 @@
             <w:tcW w:type="dxa" w:w="2880"/>
           </w:tcPr>
           <w:p>
-            <w:r/>
             <w:r>
-              <w:rPr>
-                <w:sz w:val="18"/>
-              </w:rPr>
               <w:t>Matplotlib colour map.</w:t>
             </w:r>
           </w:p>
@@ -957,11 +780,7 @@
             <w:tcW w:type="dxa" w:w="2880"/>
           </w:tcPr>
           <w:p>
-            <w:r/>
             <w:r>
-              <w:rPr>
-                <w:sz w:val="18"/>
-              </w:rPr>
               <w:t>--dry/--live</w:t>
             </w:r>
           </w:p>
@@ -971,11 +790,7 @@
             <w:tcW w:type="dxa" w:w="2880"/>
           </w:tcPr>
           <w:p>
-            <w:r/>
             <w:r>
-              <w:rPr>
-                <w:sz w:val="18"/>
-              </w:rPr>
               <w:t>live</w:t>
             </w:r>
           </w:p>
@@ -985,11 +800,7 @@
             <w:tcW w:type="dxa" w:w="2880"/>
           </w:tcPr>
           <w:p>
-            <w:r/>
             <w:r>
-              <w:rPr>
-                <w:sz w:val="18"/>
-              </w:rPr>
               <w:t>--dry lists planned images, writes none.</w:t>
             </w:r>
           </w:p>
@@ -1001,11 +812,7 @@
             <w:tcW w:type="dxa" w:w="2880"/>
           </w:tcPr>
           <w:p>
-            <w:r/>
             <w:r>
-              <w:rPr>
-                <w:sz w:val="18"/>
-              </w:rPr>
               <w:t>--json/--text</w:t>
             </w:r>
           </w:p>
@@ -1015,11 +822,7 @@
             <w:tcW w:type="dxa" w:w="2880"/>
           </w:tcPr>
           <w:p>
-            <w:r/>
             <w:r>
-              <w:rPr>
-                <w:sz w:val="18"/>
-              </w:rPr>
               <w:t>text</w:t>
             </w:r>
           </w:p>
@@ -1029,17 +832,14 @@
             <w:tcW w:type="dxa" w:w="2880"/>
           </w:tcPr>
           <w:p>
-            <w:r/>
             <w:r>
-              <w:rPr>
-                <w:sz w:val="18"/>
-              </w:rPr>
               <w:t>Machine-readable summary.</w:t>
             </w:r>
           </w:p>
         </w:tc>
       </w:tr>
     </w:tbl>
+    <w:p/>
     <w:p>
       <w:r>
         <w:t>Examples: render one file to a folder, and preview a whole library without writing anything:</w:t>
@@ -1047,10 +847,6 @@
     </w:p>
     <w:p>
       <w:r>
-        <w:rPr>
-          <w:rFonts w:ascii="Consolas" w:hAnsi="Consolas"/>
-          <w:sz w:val="18"/>
-        </w:rPr>
         <w:t>audiosuite spectrogram "D:\Music\Album" --output-dir "D:\Spectrograms"</w:t>
         <w:br/>
         <w:t>audiosuite spectrogram "D:\Music" --dry</w:t>

--- a/user_guides/individual_programs/spectral_viewer/Spectral_Viewer_User_Guide.docx
+++ b/user_guides/individual_programs/spectral_viewer/Spectral_Viewer_User_Guide.docx
@@ -16,7 +16,7 @@
         <w:jc w:val="center"/>
       </w:pPr>
       <w:r>
-        <w:t>Version 2.1.0 — October 2026</w:t>
+        <w:t>Version 2.1.1 — October 2026</w:t>
       </w:r>
     </w:p>
     <w:p>

--- a/user_guides/individual_programs/spectral_viewer/Spectral_Viewer_User_Guide.docx
+++ b/user_guides/individual_programs/spectral_viewer/Spectral_Viewer_User_Guide.docx
@@ -16,7 +16,7 @@
         <w:jc w:val="center"/>
       </w:pPr>
       <w:r>
-        <w:t>Version 2.1.1 — October 2026</w:t>
+        <w:t>Version 2.1.2 — October 2026</w:t>
       </w:r>
     </w:p>
     <w:p>

--- a/user_guides/individual_programs/spectral_viewer/Spectral_Viewer_User_Guide.docx
+++ b/user_guides/individual_programs/spectral_viewer/Spectral_Viewer_User_Guide.docx
@@ -16,7 +16,7 @@
         <w:jc w:val="center"/>
       </w:pPr>
       <w:r>
-        <w:t>Version 2.1.2 — October 2026</w:t>
+        <w:t>Version 2.1.3 — October 2026</w:t>
       </w:r>
     </w:p>
     <w:p>

--- a/user_guides/individual_programs/spectral_viewer/Spectral_Viewer_User_Guide.docx
+++ b/user_guides/individual_programs/spectral_viewer/Spectral_Viewer_User_Guide.docx
@@ -16,7 +16,7 @@
         <w:jc w:val="center"/>
       </w:pPr>
       <w:r>
-        <w:t>Version 2.1.3 — October 2026</w:t>
+        <w:t>Version 2.1.4 — October 2026</w:t>
       </w:r>
     </w:p>
     <w:p>

--- a/user_guides/individual_programs/spectral_viewer/Spectral_Viewer_User_Guide.docx
+++ b/user_guides/individual_programs/spectral_viewer/Spectral_Viewer_User_Guide.docx
@@ -16,7 +16,7 @@
         <w:jc w:val="center"/>
       </w:pPr>
       <w:r>
-        <w:t>Version 2.1.4 — October 2026</w:t>
+        <w:t>Version 2.1.5 — October 2026</w:t>
       </w:r>
     </w:p>
     <w:p>

--- a/user_guides/individual_programs/spectral_viewer/Spectral_Viewer_User_Guide.docx
+++ b/user_guides/individual_programs/spectral_viewer/Spectral_Viewer_User_Guide.docx
@@ -16,7 +16,7 @@
         <w:jc w:val="center"/>
       </w:pPr>
       <w:r>
-        <w:t>Version 2.1.5 — October 2026</w:t>
+        <w:t>Version 2.1.6 — October 2026</w:t>
       </w:r>
     </w:p>
     <w:p>
